--- a/example_articles/states/Arkansas/6.states_Arkansas_Other_publisher.docx
+++ b/example_articles/states/Arkansas/6.states_Arkansas_Other_publisher.docx
@@ -27,17 +27,17 @@
     </w:p>
     <w:p>
       <w:r>
-        <w:t>Source File: Other publishers/Files (500) (3).DOCX</w:t>
+        <w:t>Source file: Other publishers/Files (500) (3).DOCX</w:t>
       </w:r>
     </w:p>
     <w:p>
       <w:r>
-        <w:t>Raw locations result: ['Arkansas']</w:t>
+        <w:t>Raw locations result, 'locations': ['Arkansas']</w:t>
       </w:r>
     </w:p>
     <w:p>
       <w:r>
-        <w:t>states_stand_flat (Standardized): Arkansas</w:t>
+        <w:t>Standardized locations result, 'states_stand_flat': Arkansas</w:t>
       </w:r>
     </w:p>
     <w:p>

--- a/example_articles/states/Arkansas/6.states_Arkansas_Other_publisher.docx
+++ b/example_articles/states/Arkansas/6.states_Arkansas_Other_publisher.docx
@@ -7,7 +7,7 @@
         <w:pStyle w:val="Heading1"/>
       </w:pPr>
       <w:r>
-        <w:t>St. Paul to invest millions in housing</w:t>
+        <w:t>Why does HBO still believe in the potential of 'True Detective'? Search me</w:t>
       </w:r>
     </w:p>
     <w:p>
@@ -17,17 +17,17 @@
     </w:p>
     <w:p>
       <w:r>
-        <w:t>Date: 2021-12-14</w:t>
+        <w:t>Date: 2019-01-12</w:t>
       </w:r>
     </w:p>
     <w:p>
       <w:r>
-        <w:t>Section: NEWS; Pg. 1B</w:t>
+        <w:t>Section: FEATURES; Pg. 0</w:t>
       </w:r>
     </w:p>
     <w:p>
       <w:r>
-        <w:t>Source file: Other publishers/Files (500) (3).DOCX</w:t>
+        <w:t>Source file: Other publishers/Files (500) (11).DOCX</w:t>
       </w:r>
     </w:p>
     <w:p>
@@ -49,41 +49,17 @@
     </w:p>
     <w:p>
       <w:r>
-        <w:t>St. Paul and Ramsey County officials plan to spend $74.5 million in federal American Rescue Plan funding on new housing affordable for the area's poorest residents.</w:t>
+        <w:t xml:space="preserve">HBO still thinks there's something truly great to be found in the ruins of "True Detective," but why? It's probably because the ponderous crime anthology's first season caused such a stir when it premiered five (yes, five) years ago, and viewers became enraptured by its extra-motivated star, Matthew McConaughey, who spun gold from the less impressive straw of creator Nic Pizzolotto's meanderingly grim, pretentiously philosophical and even hackneyed notion of what a prestige crime drama set in the South ought to look like. Not all critics got on board, but a firm ruling came down anyhow, along with some official accolades: "True Detective" was real-deal, award-winning, serious television — or something close to it. Things fell apart in the summer of 2015, as viewers spit back the half-chewed mess of "True Detective's" bizarrely structured second season, which, to keep us on our toes, was about civil-servant embezzlement and kinky murder in Southern California. Vince Vaughn played a talkative crime boss seeking to do legitimate business with the state's high-speed rail project — a performance and story line so reviled that they overshadowed the fairly good performances from the actors (Colin Farrell, especially) who played the detectives. </w:t>
         <w:br/>
-        <w:t>Under the plan that city and county leaders unveiled Monday, St. Paul will commit $37.5 million and Ramsey County will commit another $37 million, for a combined total that will be among the largest investments in affordable housing in the nation, leaders said.</w:t>
+        <w:t>Usually when everyone — including network brass — shares a disappointment so intense, it's the last we have to hear of it. Nope. "True Detective" is back with a double-episode, third-season premiere Sunday night and a conspicuous, almost self-conscious attempt to resemble its former self. Unfortunately, it's no big surprise that things drag along in a very "True Detective" sort of way, at least until the season is more than halfway finished (there are eight episodes in all, five of which were made available to critics). Even when viewed with an open mind, watching the show is a lot like coming home and discovering you forgot to set your slow-cooker to actually cook the meal. Wearing old-man makeup for one of the show's three plot points on a 35-year timeline, Mahershala Ali (who won an Oscar for "Moonlight" in 2017 and a Golden Globe the other night for "Green Book") stars as Wayne Hays, a retired, 70-year-old Arkansas state police detective who, in the year 2015, is struggling with symptoms of dementia and memory loss. Foremost in Hays' mind, however, is the November 1980 kidnapping-murder case of two siblings in the shabby, working-class town of West Finger, where a 12-year-old boy, Will Purcell, and his 10-year-old sister, Julie, were last seen riding their bikes in the late afternoon. Hays is assigned to the case with his partner, Roland West (Stephen Dorff), yet neither man seems especially driven to deliver airtight police work. Scoot McNairy ("Halt and Catch Fire") co-stars as Tom Purcell, the missing children's distraught father, while Mamie Gummer blows in as Lucy Purcell, the hard-drinking, estranged wife and mother who walked out on Tom and the kids months earlier. Neighbors are questioned, nearby fields are combed, and soon enough (slight spoiler alert here) the body of one of the Purcell children is found, while the other is missing and presumed dead. For a moment or two in the first few hours, it seems as if Pizzolotto may be working up a subdued parallel to the real-life case of the West Memphis Three, the teenagers who were wrongly convicted of the 1993 murders of three young Arkansas boys, which hyped-up prosecutors attributed to satanic influences. (Intrigued? Use your HBO access to go back and watch the "Paradise Lost" documentaries.) This is nowhere near that intriguing, but if "True Detective" excels at anything, it would be the artful way it sets a mood and depicts a nowhere. The dirty South is brought to life (and death) in bleak and backwater hues, keeping in mind that part of the effort here is to make way for an alt-blues playlist. By now, "True Detective" viewers should be primed to see style prevail over substance — the only question is to what degree the story might get a chance to grab us, too. A third prong of the narrative takes place in 1990, nearly 10 years after the original case, when new evidence reopens everything, including emotional wounds. Hays, of course, has apparently been plagued by doubt the entire time, spurred in part by a local schoolteacher and love interest, Amelia Reardon (Carmen Ejogo), who becomes so intrigued by the case that, by the time she and Hays are married with children in 1990, she has written a nonfiction book about its grisly nature and loose ends. If it seems I'm being vague, it's out of my sworn duty to protect what little action and story development remain. Ali gives a strong performance at all three points of Hays' life — first as a young detective doing his best to tamp down some Vietnam War-related trauma; then, a decade later, as a husband and father whose reputation hangs on a new investigation; and later as a preoccupied retiree whose memories and deductions live in a fog of remorse. "With whatever brains I got left," Hays declares, "I want to finish this." What's more remarkable is that how Ali elevates the material without much help from the scripts. Pizzolotto has been persuaded, for the most part, to lose the fancy paragraphs of monologues that defined McConaughey's "True Detective" (remember "time is a flat circle" and all that?) and replaced them with your basic, serviceably noir patter: old cops cursing at one another, spouses snarling at each other and suspects cryptically denying any wrongdoing. The lack of imagination extends to the female characters, which was one of "True Detective's" original flaws. "I have the soul of a whore," Gummer's Lucy tells Ejogo's character at one point. "What kind of woman hates the only things that have ever shown her love?" In words and moments like this, it's clear that Pizzolotto still thinks like a novelist, which is what he was before HBO first bought his idea for "True Detective" and made him a showrunner. His show struggles to find its sweet spot as a work of television, maybe because it's conceived with a pace and style that is better suited to the page. It can't be easy to learn how to make TV on such high-profile terms. My hunch is that if "True Detective" aired on USA, TNT or even HBO-owned Cinemax, the stakes wouldn't be as high as they are, and half of us would have never heard of the show. Hope springs eternal for "True Detective," but so does the letdown. * * * "True Detective" (two hours) returns with a double-episode premiere at 8 p.m. Sunday, Jan. 13, on HBO.</w:t>
         <w:br/>
-        <w:t>The investment will pay for construction of 1,000 permanent affordable units in St. Paul at 30% of area median income (AMI) - about $34,000 a year for a family of four. Nearly 40% of St. Paul renters have incomes at or below that level.</w:t>
         <w:br/>
-        <w:t>The COVID-19 pandemic exacerbated an ongoing housing crisis in St. Paul and across the country - and people cannot afford to wait for help much longer, Mayor Melvin Carter said during Monday's virtual news conference.</w:t>
+        <w:t>Graphic</w:t>
         <w:br/>
-        <w:t>"This is a giant step forward as we continue to engage in the broad array of efforts to ensure everyone in our community can secure stable housing as we continue to invest in deeply affordable housing alongside housing at all ends of our community," Carter said.</w:t>
         <w:br/>
-        <w:t>The announcement comes as leery developers weigh whether to do business in St. Paul, after voters approved a stringent rent control ordinance in November. City Council President Amy Brendmoen said the capital city will need adopt a "yes in my backyard" attitude if they're going to successfully add new units.</w:t>
+        <w:t xml:space="preserve"> </w:t>
         <w:br/>
-        <w:t>In Ramsey County, more than 37,000 families live at or below 30% AMI, said County Board Chair Toni Carter. The county estimates that it needs 15,000 new affordable units.</w:t>
-        <w:br/>
-        <w:t>"The commitment and partnership from the federal government will help us add hundreds of new affordable units to the development pipeline in 2022 alone," she said. "All residents of Ramsey County should have a safe and stable place to call home."</w:t>
-        <w:br/>
-        <w:t>The city and county will also join the Biden administration's House America initiative, a U.S. Department of Housing and Urban Development (HUD) partnership that seeks to address the nationwide homelessness crisis. Federal elected officials including U.S. Sen. Amy Klobuchar, U.S. Sen. Tina Smith and U.S. Rep. Betty McCollum appeared alongside local leaders at Monday's news conference.</w:t>
-        <w:br/>
-        <w:t>"A family of four on $34,000 - how much of your income goes to housing, what's left for food, what's left for school supplies, what's left for just daily expenses?" McCollum said.</w:t>
-        <w:br/>
-        <w:t>County funds will be split between St. Paul and suburban communities, Ramsey County Commissioner Trista MatasCastillo said in an interview. The money will be used to preserve existing affordable housing, build new units and potentially help first-time home buyers, she said.</w:t>
-        <w:br/>
-        <w:t>"When we talk about affordable housing, people have kind of this idea of who that is in their mind," MatasCastillo said. "This is for our working-class families, our seniors, kids aging out of foster care, you name it - people need to be able to afford their housing so that they can stabilize everything else in their lives."</w:t>
-        <w:br/>
-        <w:t>The county funds, which MatasCastillo said will be distributed early next year, will allow for about 300 new and existing units at 30% AMI. Residents in suburban Ramsey County, Maplewood, Shoreview and Roseville are particularly in need of affordable housing, she said.</w:t>
-        <w:br/>
-        <w:t>And despite concerns about what the new rent control measure will entail, there's already interest from local developers in snagging a piece of the pie.</w:t>
-        <w:br/>
-        <w:t>The county started soliciting affordable housing project proposals in November and received a dozen applicants in 10 days, MatasCastillo said. There have already been inquiries from developers about the next round, which will open in February, she said.</w:t>
-        <w:br/>
-        <w:t>"To have this large of an investment at the local level is really going to be a springboard for our community," MatasCastillo said. "It has gone unfunded for so long that we are in a crisis, and now we have the opportunity to actually address it, and to make sure that every member of our community has the opportunity to have an affordable, safe, dignified place to live."</w:t>
-        <w:br/>
-        <w:t>Zoë Jackson · 612-673-7112</w:t>
-        <w:br/>
-        <w:t>Twitter: @zoemjack</w:t>
+        <w:t>(L-r) Stephen Dorff and Mahershala Ali in the latest installment of HBO's "True Detective." Ali is excellent but the material gives him very little to work with. (Warrick Page/HBO) Courtesy of Warrick Page/HBO Stephen Dorff, left, and Mahershala Ali star in the latest installment of HBO's "True Detective." Ali is excellent, but the material gives him very little to work with.Mamie Gummer in HBO's "True Detective." MUST CREDIT: Warrick Page, HBO Courtesy of Warrick Page/HBO Mamie Gummer stars in HBO's "True Detective."Carmen Ejogo in HBO's "True Detective." MUST CREDIT: (Warrick Page, HBO Courtesy of Warrick Page/HBO Carmen Ejogo in HBO's "True Detective."</w:t>
       </w:r>
     </w:p>
     <w:sectPr>

--- a/example_articles/states/Arkansas/6.states_Arkansas_Other_publisher.docx
+++ b/example_articles/states/Arkansas/6.states_Arkansas_Other_publisher.docx
@@ -7,7 +7,7 @@
         <w:pStyle w:val="Heading1"/>
       </w:pPr>
       <w:r>
-        <w:t>Why does HBO still believe in the potential of 'True Detective'? Search me</w:t>
+        <w:t>Wal-Mart faces scrutiny at annual confab</w:t>
       </w:r>
     </w:p>
     <w:p>
@@ -17,17 +17,17 @@
     </w:p>
     <w:p>
       <w:r>
-        <w:t>Date: 2019-01-12</w:t>
+        <w:t>Date: 2014-06-07</w:t>
       </w:r>
     </w:p>
     <w:p>
       <w:r>
-        <w:t>Section: FEATURES; Pg. 0</w:t>
+        <w:t>Section: BUSINESS WIRE_; Pg. 5</w:t>
       </w:r>
     </w:p>
     <w:p>
       <w:r>
-        <w:t>Source file: Other publishers/Files (500) (11).DOCX</w:t>
+        <w:t>Source file: Other publishers/Files (500) (15).DOCX</w:t>
       </w:r>
     </w:p>
     <w:p>
@@ -49,9 +49,33 @@
     </w:p>
     <w:p>
       <w:r>
-        <w:t xml:space="preserve">HBO still thinks there's something truly great to be found in the ruins of "True Detective," but why? It's probably because the ponderous crime anthology's first season caused such a stir when it premiered five (yes, five) years ago, and viewers became enraptured by its extra-motivated star, Matthew McConaughey, who spun gold from the less impressive straw of creator Nic Pizzolotto's meanderingly grim, pretentiously philosophical and even hackneyed notion of what a prestige crime drama set in the South ought to look like. Not all critics got on board, but a firm ruling came down anyhow, along with some official accolades: "True Detective" was real-deal, award-winning, serious television — or something close to it. Things fell apart in the summer of 2015, as viewers spit back the half-chewed mess of "True Detective's" bizarrely structured second season, which, to keep us on our toes, was about civil-servant embezzlement and kinky murder in Southern California. Vince Vaughn played a talkative crime boss seeking to do legitimate business with the state's high-speed rail project — a performance and story line so reviled that they overshadowed the fairly good performances from the actors (Colin Farrell, especially) who played the detectives. </w:t>
+        <w:t>FAYETTEVILLE, Ark. — Wal-Mart's CEO Doug McMillon said the world's largest retailer's task is to more quickly bring e-commerce together with physical stores to better serve shoppers.</w:t>
         <w:br/>
-        <w:t>Usually when everyone — including network brass — shares a disappointment so intense, it's the last we have to hear of it. Nope. "True Detective" is back with a double-episode, third-season premiere Sunday night and a conspicuous, almost self-conscious attempt to resemble its former self. Unfortunately, it's no big surprise that things drag along in a very "True Detective" sort of way, at least until the season is more than halfway finished (there are eight episodes in all, five of which were made available to critics). Even when viewed with an open mind, watching the show is a lot like coming home and discovering you forgot to set your slow-cooker to actually cook the meal. Wearing old-man makeup for one of the show's three plot points on a 35-year timeline, Mahershala Ali (who won an Oscar for "Moonlight" in 2017 and a Golden Globe the other night for "Green Book") stars as Wayne Hays, a retired, 70-year-old Arkansas state police detective who, in the year 2015, is struggling with symptoms of dementia and memory loss. Foremost in Hays' mind, however, is the November 1980 kidnapping-murder case of two siblings in the shabby, working-class town of West Finger, where a 12-year-old boy, Will Purcell, and his 10-year-old sister, Julie, were last seen riding their bikes in the late afternoon. Hays is assigned to the case with his partner, Roland West (Stephen Dorff), yet neither man seems especially driven to deliver airtight police work. Scoot McNairy ("Halt and Catch Fire") co-stars as Tom Purcell, the missing children's distraught father, while Mamie Gummer blows in as Lucy Purcell, the hard-drinking, estranged wife and mother who walked out on Tom and the kids months earlier. Neighbors are questioned, nearby fields are combed, and soon enough (slight spoiler alert here) the body of one of the Purcell children is found, while the other is missing and presumed dead. For a moment or two in the first few hours, it seems as if Pizzolotto may be working up a subdued parallel to the real-life case of the West Memphis Three, the teenagers who were wrongly convicted of the 1993 murders of three young Arkansas boys, which hyped-up prosecutors attributed to satanic influences. (Intrigued? Use your HBO access to go back and watch the "Paradise Lost" documentaries.) This is nowhere near that intriguing, but if "True Detective" excels at anything, it would be the artful way it sets a mood and depicts a nowhere. The dirty South is brought to life (and death) in bleak and backwater hues, keeping in mind that part of the effort here is to make way for an alt-blues playlist. By now, "True Detective" viewers should be primed to see style prevail over substance — the only question is to what degree the story might get a chance to grab us, too. A third prong of the narrative takes place in 1990, nearly 10 years after the original case, when new evidence reopens everything, including emotional wounds. Hays, of course, has apparently been plagued by doubt the entire time, spurred in part by a local schoolteacher and love interest, Amelia Reardon (Carmen Ejogo), who becomes so intrigued by the case that, by the time she and Hays are married with children in 1990, she has written a nonfiction book about its grisly nature and loose ends. If it seems I'm being vague, it's out of my sworn duty to protect what little action and story development remain. Ali gives a strong performance at all three points of Hays' life — first as a young detective doing his best to tamp down some Vietnam War-related trauma; then, a decade later, as a husband and father whose reputation hangs on a new investigation; and later as a preoccupied retiree whose memories and deductions live in a fog of remorse. "With whatever brains I got left," Hays declares, "I want to finish this." What's more remarkable is that how Ali elevates the material without much help from the scripts. Pizzolotto has been persuaded, for the most part, to lose the fancy paragraphs of monologues that defined McConaughey's "True Detective" (remember "time is a flat circle" and all that?) and replaced them with your basic, serviceably noir patter: old cops cursing at one another, spouses snarling at each other and suspects cryptically denying any wrongdoing. The lack of imagination extends to the female characters, which was one of "True Detective's" original flaws. "I have the soul of a whore," Gummer's Lucy tells Ejogo's character at one point. "What kind of woman hates the only things that have ever shown her love?" In words and moments like this, it's clear that Pizzolotto still thinks like a novelist, which is what he was before HBO first bought his idea for "True Detective" and made him a showrunner. His show struggles to find its sweet spot as a work of television, maybe because it's conceived with a pace and style that is better suited to the page. It can't be easy to learn how to make TV on such high-profile terms. My hunch is that if "True Detective" aired on USA, TNT or even HBO-owned Cinemax, the stakes wouldn't be as high as they are, and half of us would have never heard of the show. Hope springs eternal for "True Detective," but so does the letdown. * * * "True Detective" (two hours) returns with a double-episode premiere at 8 p.m. Sunday, Jan. 13, on HBO.</w:t>
+        <w:t>At Wal-Mart Stores Inc.'s annual shareholders meeting on Friday, McMillon talked about a service that Wal-Mart offers at its Asda.com Web site in the U.K., where customers can order groceries online and then pick them up from trucks at various pickup points. He also showed off miniature figures of executives to illustrate how some Wal-Mart stores have been using 3-D printers to create miniature figurines for customers in the U.K.</w:t>
+        <w:br/>
+        <w:t>"Our purpose of saving people money will always be relevant, but we'll do it in new ways," said McMillon, a 23-year Wal-Mart veteran who took over as CEO in February. "We need to be at the forefront of innovation and technology."</w:t>
+        <w:br/>
+        <w:t>McMillon's remarks come at a time when the retailer is seeking to address concerns over its declining sales and business practices at home and overseas. About 14,000 Wal-Mart workers around the world attended the meeting, which as usual had celebrity entertainment: Actor Harry Connick Jr. was master of ceremonies and Pharrell and Robin Thicke performed.</w:t>
+        <w:br/>
+        <w:t>Despite the festivities, Wal-Mart is under scrutiny. Revenue at established Wal-Mart stores in the U.S. has declined for five consecutive quarters. The number of customers has also fallen six quarters in a row at the division, which accounts for 60 percent of the company's total sales.</w:t>
+        <w:br/>
+        <w:t>Like many other retailers that cater to working-class Americans, Wal-Mart has been hurt by an uneven economic recovery that has benefited well-heeled shoppers more than those in the lower-income rungs. Moreover, shoppers are increasingly looking for lower prices at online rivals like Amazon.com and at dollar chains and pharmacies.</w:t>
+        <w:br/>
+        <w:t>As a result, Wal-Mart is opening more small stores, like Walmart Express and Neighborhood Markets. It's also pushing online grocery services. It's also adding money transfers and other services to cater to low-income shoppers. Meanwhile, Wal-Mart has more than tripled the number of items it sells online to more than 7 million from 2 million just 18 months ago.</w:t>
+        <w:br/>
+        <w:t>At the same time, Wal-Mart is still facing critics who argue that its workers' wages are skimpy. The issue came up at Friday's meeting when a worker, Charmaine Givens-Thomas, introduced a shareholder proposal for an independent chairman. "Something is wrong when the richest family in America pays hundreds of thousands of workers so little that they cannot survive without public assistance," she said.</w:t>
+        <w:br/>
+        <w:t>Wal-Mart also is facing tough ethical questions overseas as it continues to confront concerns over how it handled bribery allegations that surfaced in April 2012 at its Mexican unit. The company is being pressured to increase its oversight of factories abroad following a building collapse in April 2013 in Bangladesh that killed more than 1,100 garment workers.</w:t>
+        <w:br/>
+        <w:t>Wal-Mart wasn't using any of the factories in the building at the time of the collapse, but it is the second-largest retail buyer of clothing in Bangladesh.</w:t>
+        <w:br/>
+        <w:t>Among the proposals by shareholders was a call for an independent chairman that doesn't serve as an executive at Wal-Mart, a move that was backed by Institutional Shareholder Services but failed in a preliminary tally of votes. Wal-Mart has said ISS's request for disclosure of "specific findings" in regard to possible violations of the Foreign Corrupt Practices Act, which prohibits companies from bribing foreign officials, is "contrary to the best interests of the company" because such a disclosure could interfere with the ongoing investigations.</w:t>
+        <w:br/>
+        <w:t>ISS also recommended that shareholders vote against the re-election of board members, citing the failure of the board to provide more information to shareholders about specific findings of the investigation into bribery outside of the United States. All 14 directors were re-elected.</w:t>
+        <w:br/>
+        <w:t>Wal-Mart is expected to file the final tally of proxy votes with the Securities and Exchange Commission early next week. With descendants of Wal-Mart's founder owning more than 50 percent of Wal-Mart's shares, activist shareholders have little chance of passing shareholder proposals.</w:t>
+        <w:br/>
+        <w:t>Meanwhile, Wal-Mart named Greg Penner to the new position of vice chairman, signaling that succession planning on the board could be in the works.</w:t>
         <w:br/>
         <w:br/>
         <w:t>Graphic</w:t>
@@ -59,7 +83,7 @@
         <w:br/>
         <w:t xml:space="preserve"> </w:t>
         <w:br/>
-        <w:t>(L-r) Stephen Dorff and Mahershala Ali in the latest installment of HBO's "True Detective." Ali is excellent but the material gives him very little to work with. (Warrick Page/HBO) Courtesy of Warrick Page/HBO Stephen Dorff, left, and Mahershala Ali star in the latest installment of HBO's "True Detective." Ali is excellent, but the material gives him very little to work with.Mamie Gummer in HBO's "True Detective." MUST CREDIT: Warrick Page, HBO Courtesy of Warrick Page/HBO Mamie Gummer stars in HBO's "True Detective."Carmen Ejogo in HBO's "True Detective." MUST CREDIT: (Warrick Page, HBO Courtesy of Warrick Page/HBO Carmen Ejogo in HBO's "True Detective."</w:t>
+        <w:t>Associated Press At Wal-Mart Stores Inc.'s annual shareholders meeting, CEO Doug McMillon talked about a service that Wal-Mart offers at its Asda.com Web site in the U.K., where customers can order groceries online and then pick them up from trucks at various locations. Associated Press At Wal-Mart Stores Inc.'s annual shareholders meeting, CEO Doug McMillon talked about a service that Wal-Mart offers at its Asda.com Web site in the U.K., where customers can order groceries online and then pick them up from trucks at various locations.</w:t>
       </w:r>
     </w:p>
     <w:sectPr>

--- a/example_articles/states/Arkansas/6.states_Arkansas_Other_publisher.docx
+++ b/example_articles/states/Arkansas/6.states_Arkansas_Other_publisher.docx
@@ -32,7 +32,7 @@
     </w:p>
     <w:p>
       <w:r>
-        <w:t>Raw locations result, 'locations': ['Arkansas']</w:t>
+        <w:t>Raw locations result, 'locations': ['Arkansas', 'United Kingdom', 'Bangladesh']</w:t>
       </w:r>
     </w:p>
     <w:p>

--- a/example_articles/states/Arkansas/6.states_Arkansas_Other_publisher.docx
+++ b/example_articles/states/Arkansas/6.states_Arkansas_Other_publisher.docx
@@ -7,7 +7,7 @@
         <w:pStyle w:val="Heading1"/>
       </w:pPr>
       <w:r>
-        <w:t>Wal-Mart faces scrutiny at annual confab</w:t>
+        <w:t>Scrappy-edgy Morcheeba; starry Ellington tribute</w:t>
       </w:r>
     </w:p>
     <w:p>
@@ -17,22 +17,22 @@
     </w:p>
     <w:p>
       <w:r>
-        <w:t>Date: 2014-06-07</w:t>
+        <w:t>Date: 1996-11-05</w:t>
       </w:r>
     </w:p>
     <w:p>
       <w:r>
-        <w:t>Section: BUSINESS WIRE_; Pg. 5</w:t>
+        <w:t>Section: LIFE;; MUSIC: Listen Up</w:t>
       </w:r>
     </w:p>
     <w:p>
       <w:r>
-        <w:t>Source file: Other publishers/Files (500) (15).DOCX</w:t>
+        <w:t>Source file: Other publishers/Files (500) (24).DOCX</w:t>
       </w:r>
     </w:p>
     <w:p>
       <w:r>
-        <w:t>Raw locations result, 'locations': ['Arkansas', 'United Kingdom', 'Bangladesh']</w:t>
+        <w:t>Raw locations result, 'locations': ['Arkansas']</w:t>
       </w:r>
     </w:p>
     <w:p>
@@ -49,33 +49,143 @@
     </w:p>
     <w:p>
       <w:r>
-        <w:t>FAYETTEVILLE, Ark. — Wal-Mart's CEO Doug McMillon said the world's largest retailer's task is to more quickly bring e-commerce together with physical stores to better serve shoppers.</w:t>
+        <w:t>POP/ROCK: Morcheeba, Who Can You Trust? (# # # out of four)</w:t>
         <w:br/>
-        <w:t>At Wal-Mart Stores Inc.'s annual shareholders meeting on Friday, McMillon talked about a service that Wal-Mart offers at its Asda.com Web site in the U.K., where customers can order groceries online and then pick them up from trucks at various pickup points. He also showed off miniature figures of executives to illustrate how some Wal-Mart stores have been using 3-D printers to create miniature figurines for customers in the U.K.</w:t>
+        <w:t>-- The London trio's bewitching trip-hop sprouts midway between</w:t>
         <w:br/>
-        <w:t>"Our purpose of saving people money will always be relevant, but we'll do it in new ways," said McMillon, a 23-year Wal-Mart veteran who took over as CEO in February. "We need to be at the forefront of innovation and technology."</w:t>
+        <w:t>the mismatched visions of two brothers. Guitarist/ keyboardist</w:t>
         <w:br/>
-        <w:t>McMillon's remarks come at a time when the retailer is seeking to address concerns over its declining sales and business practices at home and overseas. About 14,000 Wal-Mart workers around the world attended the meeting, which as usual had celebrity entertainment: Actor Harry Connick Jr. was master of ceremonies and Pharrell and Robin Thicke performed.</w:t>
+        <w:t>Ross Godfrey loves Delta blues; drummer Paul grooves to the technical</w:t>
         <w:br/>
-        <w:t>Despite the festivities, Wal-Mart is under scrutiny. Revenue at established Wal-Mart stores in the U.S. has declined for five consecutive quarters. The number of customers has also fallen six quarters in a row at the division, which accounts for 60 percent of the company's total sales.</w:t>
+        <w:t>wonders of samples and scratching. Skye Edwards pours on the mellow</w:t>
         <w:br/>
-        <w:t>Like many other retailers that cater to working-class Americans, Wal-Mart has been hurt by an uneven economic recovery that has benefited well-heeled shoppers more than those in the lower-income rungs. Moreover, shoppers are increasingly looking for lower prices at online rivals like Amazon.com and at dollar chains and pharmacies.</w:t>
+        <w:t>vocals in 12 ambient tunes with bubbling rhythms and organic instruments.</w:t>
         <w:br/>
-        <w:t>As a result, Wal-Mart is opening more small stores, like Walmart Express and Neighborhood Markets. It's also pushing online grocery services. It's also adding money transfers and other services to cater to low-income shoppers. Meanwhile, Wal-Mart has more than tripled the number of items it sells online to more than 7 million from 2 million just 18 months ago.</w:t>
+        <w:t>Lyrics that vacillate between optimism and hopelessness give the</w:t>
         <w:br/>
-        <w:t>At the same time, Wal-Mart is still facing critics who argue that its workers' wages are skimpy. The issue came up at Friday's meeting when a worker, Charmaine Givens-Thomas, introduced a shareholder proposal for an independent chairman. "Something is wrong when the richest family in America pays hundreds of thousands of workers so little that they cannot survive without public assistance," she said.</w:t>
+        <w:t>music an edge. Best cuts are the psychedelic Tape Loop and</w:t>
         <w:br/>
-        <w:t>Wal-Mart also is facing tough ethical questions overseas as it continues to confront concerns over how it handled bribery allegations that surfaced in April 2012 at its Mexican unit. The company is being pressured to increase its oversight of factories abroad following a building collapse in April 2013 in Bangladesh that killed more than 1,100 garment workers.</w:t>
+        <w:t>sitar-kissed Trigger Hippie, about the tug of war between</w:t>
         <w:br/>
-        <w:t>Wal-Mart wasn't using any of the factories in the building at the time of the collapse, but it is the second-largest retail buyer of clothing in Bangladesh.</w:t>
+        <w:t>seeking peace and living amid violence. -- E.G.</w:t>
         <w:br/>
-        <w:t>Among the proposals by shareholders was a call for an independent chairman that doesn't serve as an executive at Wal-Mart, a move that was backed by Institutional Shareholder Services but failed in a preliminary tally of votes. Wal-Mart has said ISS's request for disclosure of "specific findings" in regard to possible violations of the Foreign Corrupt Practices Act, which prohibits companies from bribing foreign officials, is "contrary to the best interests of the company" because such a disclosure could interfere with the ongoing investigations.</w:t>
+        <w:t>Marilyn Manson, Antichrist Superstar (# # 1/2 ) -- This</w:t>
         <w:br/>
-        <w:t>ISS also recommended that shareholders vote against the re-election of board members, citing the failure of the board to provide more information to shareholders about specific findings of the investigation into bribery outside of the United States. All 14 directors were re-elected.</w:t>
+        <w:t>rising shock-rock band aims to raise hell with its satanic theatrics,</w:t>
         <w:br/>
-        <w:t>Wal-Mart is expected to file the final tally of proxy votes with the Securities and Exchange Commission early next week. With descendants of Wal-Mart's founder owning more than 50 percent of Wal-Mart's shares, activist shareholders have little chance of passing shareholder proposals.</w:t>
+        <w:t>but instead it delivers devil's food -- a deliciously sinful and</w:t>
         <w:br/>
-        <w:t>Meanwhile, Wal-Mart named Greg Penner to the new position of vice chairman, signaling that succession planning on the board could be in the works.</w:t>
+        <w:t>unwholesome guilty pleasure. Intense, nihilistic and willfully</w:t>
+        <w:br/>
+        <w:t>odious, songs like Irresponsible Hate Anthem troll the</w:t>
+        <w:br/>
+        <w:t>depths of depravity and gloom with battering beats, raw guitar</w:t>
+        <w:br/>
+        <w:t>noise and Manson's guttural howl. It bears the industrial stamp</w:t>
+        <w:br/>
+        <w:t>of Nine Inch Nails but the cartoonish flair of Alice Cooper. --</w:t>
+        <w:br/>
+        <w:t>E.G.</w:t>
+        <w:br/>
+        <w:t>COUNTRY: Royal Wade Kimes, Another Man's Sky (# # #) --</w:t>
+        <w:br/>
+        <w:t>This Arkansas-brewed singer-character has a gift for working-class</w:t>
+        <w:br/>
+        <w:t>and barroom imagery, and this album contains some of the year's</w:t>
+        <w:br/>
+        <w:t>best dance grooves, which is where Kimes might find his audience.</w:t>
+        <w:br/>
+        <w:t>Sometimes the songs get a little too jokey, as in Leave My</w:t>
+        <w:br/>
+        <w:t>Mama Out of This, about name-calling, and Wal*Mart Special,</w:t>
+        <w:br/>
+        <w:t>about shopping for a gal. But Kimes, who has gotten Garth Brooks'</w:t>
+        <w:br/>
+        <w:t>seal of approval, has written some real gems, including Courage</w:t>
+        <w:br/>
+        <w:t>of Daniel, which deals with battling the bottle; A Lie,</w:t>
+        <w:br/>
+        <w:t>about levels of deception; and the lovely title song, in which</w:t>
+        <w:br/>
+        <w:t>moral sense intervenes to save another man's marriage. -- D.Z.</w:t>
+        <w:br/>
+        <w:t>Terri Clark, Just the Same (# # 1/2) -- The hat woman follows</w:t>
+        <w:br/>
+        <w:t>up her smash debut with a solid, if not inspired, album that showcases</w:t>
+        <w:br/>
+        <w:t>her confident vocals and songwriting. She co-wrote eight of the</w:t>
+        <w:br/>
+        <w:t>11 songs. The too-familiar first single, Warren Zevon's Poor,</w:t>
+        <w:br/>
+        <w:t>Poor Pitiful Me, was a safe choice, and the throwaway Twang</w:t>
+        <w:br/>
+        <w:t>Thing isn't worthy of her talents. Clark, whose voice exudes</w:t>
+        <w:br/>
+        <w:t>strong character, puts a more identifiable stamp on the lovely</w:t>
+        <w:br/>
+        <w:t>Just the Same and such explain-it-to-the-guy songs as Neon</w:t>
+        <w:br/>
+        <w:t>Flame, Emotional Girl and You Do or You Don't,</w:t>
+        <w:br/>
+        <w:t>a real woman-pleaser in which she tells a noncommittal guy that</w:t>
+        <w:br/>
+        <w:t>"We're not talkin' brain surgery." -- D.Z.</w:t>
+        <w:br/>
+        <w:t>RAP: Yo-Yo, Total Control, (# # 1/2) -- There is nothing</w:t>
+        <w:br/>
+        <w:t>deep about Yo-Yo's third album, but she does like having a funky</w:t>
+        <w:br/>
+        <w:t>good time. On the playful One for the Cuties, she and MC</w:t>
+        <w:br/>
+        <w:t>Lyte let would-be suitors know what they need to measure up. Mentor</w:t>
+        <w:br/>
+        <w:t>Ice Cube joins her for Bonnie and Clyde II, a follow-up</w:t>
+        <w:br/>
+        <w:t>to their 1992 hit. But the best track is the dance-inducing</w:t>
+        <w:br/>
+        <w:t>Steady Rising. -- S.J.</w:t>
+        <w:br/>
+        <w:t>JAZZ: Dee Dee Bridgewater with the Hollywood Bowl Orchestra conducted</w:t>
+        <w:br/>
+        <w:t>by John Mauceri,  Prelude to a Kiss: The Duke Ellington Album,</w:t>
+        <w:br/>
+        <w:t>(# # # 1/2) -- Some of the Duke's most beloved tunes and some</w:t>
+        <w:br/>
+        <w:t>of jazz's most exciting talents make for a dynamic combination.</w:t>
+        <w:br/>
+        <w:t>Bridgewater shows her versatility on six of the album's 12 songs</w:t>
+        <w:br/>
+        <w:t>including the title cut, Bli-Blip and Mood Indigo.</w:t>
+        <w:br/>
+        <w:t>The orchestra shines on Night Creature, while an all-star</w:t>
+        <w:br/>
+        <w:t>lineup of soloists -- trumpeter Wynton Marsalis, pianist Cyrus</w:t>
+        <w:br/>
+        <w:t>Chestnut and alto saxophonists Bobby Watson and Charles McPherson</w:t>
+        <w:br/>
+        <w:t>among them -- make pointed statements throughout. -- S.J.</w:t>
+        <w:br/>
+        <w:t>CLASSICAL: Jane Eaglen, Bellini and Wagner (# # #) -- With</w:t>
+        <w:br/>
+        <w:t>many of the big-voiced sopranos aging, opera lovers view Eaglen</w:t>
+        <w:br/>
+        <w:t>-- whose large, juicy voice handily encompasses diverse roles</w:t>
+        <w:br/>
+        <w:t>-- with profound relief. The question has been how much theatrical</w:t>
+        <w:br/>
+        <w:t>intelligence is behind the voice. This first solo CD is a partial</w:t>
+        <w:br/>
+        <w:t>answer. Her Casta diva from Norma is a huge improvement</w:t>
+        <w:br/>
+        <w:t>over her complete recording of the opera, with a deeper feeling</w:t>
+        <w:br/>
+        <w:t>for the text and character. Her Brunnhilde's Immolation Scene</w:t>
+        <w:br/>
+        <w:t>is also encouraging. Elsewhere, it's clear she must study</w:t>
+        <w:br/>
+        <w:t>her roles more deeply if she wants to be part of opera history.</w:t>
+        <w:br/>
+        <w:t>-- D.P.S.</w:t>
         <w:br/>
         <w:br/>
         <w:t>Graphic</w:t>
@@ -83,7 +193,7 @@
         <w:br/>
         <w:t xml:space="preserve"> </w:t>
         <w:br/>
-        <w:t>Associated Press At Wal-Mart Stores Inc.'s annual shareholders meeting, CEO Doug McMillon talked about a service that Wal-Mart offers at its Asda.com Web site in the U.K., where customers can order groceries online and then pick them up from trucks at various locations. Associated Press At Wal-Mart Stores Inc.'s annual shareholders meeting, CEO Doug McMillon talked about a service that Wal-Mart offers at its Asda.com Web site in the U.K., where customers can order groceries online and then pick them up from trucks at various locations.</w:t>
+        <w:t>PHOTO, B/W, Robert Hanashiro, USA TODAY; Terri Clark: Co-wrote eight songs on second album 'Just the Same'</w:t>
       </w:r>
     </w:p>
     <w:sectPr>
